--- a/TP1/TP1_full_adder.docx
+++ b/TP1/TP1_full_adder.docx
@@ -56,6 +56,10 @@
           <m:t xml:space="preserve">S</m:t>
         </m:r>
         <m:r>
+          <m:rPr>
+            <m:lit/>
+            <m:nor/>
+          </m:rPr>
           <m:t xml:space="preserve">=</m:t>
         </m:r>
         <m:d>
@@ -95,6 +99,10 @@
           <m:t xml:space="preserve">Cout</m:t>
         </m:r>
         <m:r>
+          <m:rPr>
+            <m:lit/>
+            <m:nor/>
+          </m:rPr>
           <m:t xml:space="preserve">=</m:t>
         </m:r>
         <m:d>
@@ -115,6 +123,10 @@
           </m:e>
         </m:d>
         <m:r>
+          <m:rPr>
+            <m:lit/>
+            <m:nor/>
+          </m:rPr>
           <m:t xml:space="preserve">+</m:t>
         </m:r>
         <m:d>
@@ -230,7 +242,7 @@
       <w:r>
         <w:rPr/>
         <w:drawing>
-          <wp:anchor distT="0" distB="0" distL="0" distR="0" simplePos="0" relativeHeight="5" behindDoc="0" locked="0" layoutInCell="0" allowOverlap="1">
+          <wp:anchor distT="0" distB="0" distL="0" distR="0" simplePos="0" relativeHeight="3" behindDoc="0" locked="0" layoutInCell="0" allowOverlap="1">
             <wp:simplePos x="0" y="0"/>
             <wp:positionH relativeFrom="column">
               <wp:align>center</wp:align>
@@ -308,9 +320,8 @@
         <w:rPr/>
       </w:pPr>
       <w:r>
-        <w:rPr/>
         <w:drawing>
-          <wp:anchor distT="0" distB="0" distL="0" distR="0" simplePos="0" relativeHeight="4" behindDoc="0" locked="0" layoutInCell="0" allowOverlap="1">
+          <wp:anchor distT="0" distB="0" distL="0" distR="0" simplePos="0" relativeHeight="2" behindDoc="0" locked="0" layoutInCell="0" allowOverlap="1">
             <wp:simplePos x="0" y="0"/>
             <wp:positionH relativeFrom="column">
               <wp:align>center</wp:align>
@@ -356,6 +367,10 @@
           </wp:anchor>
         </w:drawing>
       </w:r>
+      <w:r>
+        <w:rPr/>
+        <w:t>Les portes logiques de l’architecture sont les remplacer par les LUTs</w:t>
+      </w:r>
     </w:p>
     <w:sectPr>
       <w:type w:val="nextPage"/>
@@ -364,6 +379,7 @@
       <w:pgNumType w:fmt="decimal"/>
       <w:formProt w:val="false"/>
       <w:textDirection w:val="lrTb"/>
+      <w:docGrid w:type="default" w:linePitch="100" w:charSpace="0"/>
     </w:sectPr>
   </w:body>
 </w:document>
@@ -383,7 +399,6 @@
     </w:rPrDefault>
     <w:pPrDefault>
       <w:pPr>
-        <w:widowControl/>
         <w:suppressAutoHyphens w:val="true"/>
       </w:pPr>
     </w:pPrDefault>
@@ -393,7 +408,10 @@
     <w:qFormat/>
     <w:pPr>
       <w:widowControl/>
+      <w:suppressAutoHyphens w:val="true"/>
       <w:bidi w:val="0"/>
+      <w:spacing w:before="0" w:after="0"/>
+      <w:jc w:val="start"/>
     </w:pPr>
     <w:rPr>
       <w:rFonts w:ascii="Liberation Serif" w:hAnsi="Liberation Serif" w:eastAsia="NSimSun" w:cs="Arial"/>
@@ -460,6 +478,21 @@
     </w:pPr>
     <w:rPr>
       <w:rFonts w:cs="Arial"/>
+    </w:rPr>
+  </w:style>
+  <w:style w:type="paragraph" w:styleId="Titreuser">
+    <w:name w:val="Titre (user)"/>
+    <w:basedOn w:val="Normal"/>
+    <w:next w:val="BodyText"/>
+    <w:qFormat/>
+    <w:pPr>
+      <w:keepNext w:val="true"/>
+      <w:spacing w:before="240" w:after="120"/>
+    </w:pPr>
+    <w:rPr>
+      <w:rFonts w:ascii="Liberation Sans" w:hAnsi="Liberation Sans" w:eastAsia="Microsoft YaHei" w:cs="Arial"/>
+      <w:sz w:val="28"/>
+      <w:szCs w:val="28"/>
     </w:rPr>
   </w:style>
 </w:styles>

--- a/TP1/TP1_full_adder.docx
+++ b/TP1/TP1_full_adder.docx
@@ -370,6 +370,88 @@
       <w:r>
         <w:rPr/>
         <w:t>Les portes logiques de l’architecture sont les remplacer par les LUTs</w:t>
+      </w:r>
+    </w:p>
+    <w:p>
+      <w:pPr>
+        <w:pStyle w:val="Normal"/>
+        <w:bidi w:val="0"/>
+        <w:jc w:val="start"/>
+        <w:rPr/>
+      </w:pPr>
+      <w:r>
+        <w:rPr/>
+      </w:r>
+    </w:p>
+    <w:p>
+      <w:pPr>
+        <w:pStyle w:val="Normal"/>
+        <w:bidi w:val="0"/>
+        <w:jc w:val="start"/>
+        <w:rPr/>
+      </w:pPr>
+      <w:r>
+        <w:rPr/>
+      </w:r>
+    </w:p>
+    <w:p>
+      <w:pPr>
+        <w:pStyle w:val="Normal"/>
+        <w:bidi w:val="0"/>
+        <w:jc w:val="start"/>
+        <w:rPr/>
+      </w:pPr>
+      <w:r>
+        <w:drawing>
+          <wp:anchor distT="0" distB="0" distL="0" distR="0" simplePos="0" relativeHeight="6" behindDoc="0" locked="0" layoutInCell="0" allowOverlap="1">
+            <wp:simplePos x="0" y="0"/>
+            <wp:positionH relativeFrom="column">
+              <wp:align>center</wp:align>
+            </wp:positionH>
+            <wp:positionV relativeFrom="paragraph">
+              <wp:posOffset>635</wp:posOffset>
+            </wp:positionV>
+            <wp:extent cx="6120130" cy="2811145"/>
+            <wp:effectExtent l="0" t="0" r="0" b="0"/>
+            <wp:wrapSquare wrapText="largest"/>
+            <wp:docPr id="3" name="Image3"/>
+            <wp:cNvGraphicFramePr>
+              <a:graphicFrameLocks xmlns:a="http://schemas.openxmlformats.org/drawingml/2006/main" noChangeAspect="1"/>
+            </wp:cNvGraphicFramePr>
+            <a:graphic xmlns:a="http://schemas.openxmlformats.org/drawingml/2006/main">
+              <a:graphicData uri="http://schemas.openxmlformats.org/drawingml/2006/picture">
+                <pic:pic xmlns:pic="http://schemas.openxmlformats.org/drawingml/2006/picture">
+                  <pic:nvPicPr>
+                    <pic:cNvPr id="3" name="Image3"/>
+                    <pic:cNvPicPr>
+                      <a:picLocks noChangeAspect="1" noChangeArrowheads="1"/>
+                    </pic:cNvPicPr>
+                  </pic:nvPicPr>
+                  <pic:blipFill>
+                    <a:blip r:embed="rId4"/>
+                    <a:stretch>
+                      <a:fillRect/>
+                    </a:stretch>
+                  </pic:blipFill>
+                  <pic:spPr bwMode="auto">
+                    <a:xfrm>
+                      <a:off x="0" y="0"/>
+                      <a:ext cx="6120130" cy="2811145"/>
+                    </a:xfrm>
+                    <a:prstGeom prst="rect">
+                      <a:avLst/>
+                    </a:prstGeom>
+                    <a:noFill/>
+                  </pic:spPr>
+                </pic:pic>
+              </a:graphicData>
+            </a:graphic>
+          </wp:anchor>
+        </w:drawing>
+      </w:r>
+      <w:r>
+        <w:rPr/>
+        <w:t>Sur la visualisation du schéma RTL les portes logiques sont les même que l’énoncé elle sont juste pas positionné au même endroit.</w:t>
       </w:r>
     </w:p>
     <w:sectPr>
